--- a/reports/分报告/07_算法报告_FNN在线自整定.docx
+++ b/reports/分报告/07_算法报告_FNN在线自整定.docx
@@ -18,6 +18,52 @@
       </w:r>
     </w:p>
     <w:p/>
+    <w:p>
+      <w:pPr>
+        <w:spacing w:after="40"/>
+        <w:ind w:left="340"/>
+      </w:pPr>
+      <w:r>
+        <w:rPr>
+          <w:rFonts w:ascii="微软雅黑" w:hAnsi="微软雅黑" w:eastAsia="微软雅黑"/>
+          <w:b/>
+          <w:i w:val="0"/>
+          <w:color w:val="595959"/>
+          <w:sz w:val="19"/>
+        </w:rPr>
+        <w:t>30 秒看懂</w:t>
+      </w:r>
+      <w:r>
+        <w:rPr>
+          <w:rFonts w:ascii="微软雅黑" w:hAnsi="微软雅黑" w:eastAsia="微软雅黑"/>
+          <w:b w:val="0"/>
+          <w:i w:val="0"/>
+          <w:color w:val="595959"/>
+          <w:sz w:val="19"/>
+        </w:rPr>
+        <w:t>：先离线用 BO 穷举出 4464 个"这种工况下最好的参数"当教材，再拟合成一张 25 格的查表；运行时空调每 2 秒查一次表调参数。想自己跑：</w:t>
+      </w:r>
+      <w:r>
+        <w:rPr>
+          <w:rFonts w:ascii="Consolas" w:hAnsi="Consolas" w:eastAsia="微软雅黑"/>
+          <w:b w:val="0"/>
+          <w:i w:val="0"/>
+          <w:color w:val="A31515"/>
+          <w:sz w:val="17"/>
+        </w:rPr>
+        <w:t>python run.py pipeline --quick</w:t>
+      </w:r>
+      <w:r>
+        <w:rPr>
+          <w:rFonts w:ascii="微软雅黑" w:hAnsi="微软雅黑" w:eastAsia="微软雅黑"/>
+          <w:b w:val="0"/>
+          <w:i w:val="0"/>
+          <w:color w:val="595959"/>
+          <w:sz w:val="19"/>
+        </w:rPr>
+        <w:t>（完整版约 8 秒 PC 时间）。</w:t>
+      </w:r>
+    </w:p>
     <w:p>
       <w:pPr>
         <w:spacing w:after="80"/>
@@ -502,7 +548,7 @@
                 <w:i w:val="0"/>
                 <w:sz w:val="18"/>
               </w:rPr>
-              <w:t>标签由 BO 自动生成、规则面自动学习、验收门自动判定；但"造标签"依赖 BO，不是无师自通</w:t>
+              <w:t>标签由 BO 自动生成、规则面自动学习、上线检查自动判定；但"造标签"依赖 BO，不是无师自通</w:t>
             </w:r>
           </w:p>
         </w:tc>
@@ -589,7 +635,7 @@
           <w:i w:val="0"/>
           <w:sz w:val="21"/>
         </w:rPr>
-        <w:t xml:space="preserve">部署门：规则覆盖率 ≥80% 且平均目标不劣于 IMC，否则自动写 IMC 回退表（候选规则表另存一份供审计，文件名见附录 A）；在线增益单次变化 ≤25%，异常回退 IMC。在线推理 </w:t>
+        <w:t xml:space="preserve">上线检查有两条：规则覆盖率 ≥80% 且平均目标不比 IMC 差，否则自动改用 IMC 参数（没通过的候选规则表另存一份供审计，文件名见附录 A）；在线增益单次变化 ≤25%，异常时切回 IMC。在线推理 </w:t>
       </w:r>
       <w:r>
         <w:rPr>
@@ -992,7 +1038,7 @@
           <w:i w:val="0"/>
           <w:sz w:val="21"/>
         </w:rPr>
-        <w:t>。第 1 个工况就覆盖 24/25 = 96%，第 2 个工况起 25/25 = 100%，全程远高于 80% 门限。含义是本对象的典型轨迹会走遍 5×5 网格的绝大部分格子，规则表里没有"从未被激活的死规则"。</w:t>
+        <w:t>。第 1 个工况就覆盖 24/25 = 96%，第 2 个工况起 25/25 = 100%，全程远高于 80% 的线。含义是本对象的典型轨迹会走遍 5×5 网格的绝大部分格子，规则表里没有"从没被用过的闲置规则"。</w:t>
       </w:r>
       <w:r>
         <w:rPr>
@@ -1010,7 +1056,7 @@
           <w:i w:val="0"/>
           <w:sz w:val="21"/>
         </w:rPr>
-        <w:t xml:space="preserve">——结合（a）的误差回升看，覆盖率是必要而不充分的部署条件，所以第 3 节的部署门还有第二条：平均目标不劣于 IMC。本批次两条都通过（末次记录 </w:t>
+        <w:t xml:space="preserve">——结合（a）的误差回升看，覆盖率只是必要条件，所以第 3 节的上线检查还有第二条：平均目标不比 IMC 差。本批次两条都通过（末次记录 </w:t>
       </w:r>
       <w:r>
         <w:rPr>
@@ -1999,7 +2045,7 @@
           <w:i w:val="0"/>
           <w:sz w:val="21"/>
         </w:rPr>
-        <w:t>通过部署验收门</w:t>
+        <w:t>通过上线检查</w:t>
       </w:r>
       <w:r>
         <w:rPr>
@@ -2008,7 +2054,7 @@
           <w:i w:val="0"/>
           <w:sz w:val="21"/>
         </w:rPr>
-        <w:t>，规则覆盖率 100%。注意一个诚实记录：ESP32 七算法演示批次中该 FNN 候选未通过可见验收门、以影子模式运行——v3 封存验收与演示是不同批次，结论互不覆盖。</w:t>
+        <w:t>，规则覆盖率 100%。注意一个诚实记录：ESP32 七算法演示批次中该 FNN 候选没通过可见的上线检查、以只记录不执行的方式运行——v3 封存验收与演示是不同批次，结论互不覆盖。</w:t>
       </w:r>
     </w:p>
     <w:p>
@@ -2413,7 +2459,7 @@
           <w:i w:val="0"/>
           <w:sz w:val="21"/>
         </w:rPr>
-        <w:t>优点：在线自整定、推理极快（78 µs，可上 MCU）、规则表可审计；holdout 通过部署门；</w:t>
+        <w:t>优点：在线自整定、推理极快（78 µs，可上 MCU）、规则表可审计；holdout 通过上线检查；</w:t>
       </w:r>
     </w:p>
     <w:p>
@@ -2463,7 +2509,7 @@
           <w:i w:val="0"/>
           <w:sz w:val="21"/>
         </w:rPr>
-        <w:t>落地建议：适合"算力极受限、但需要工况自适应"的边缘场景；部署前务必过覆盖率+IMC 对照双门。</w:t>
+        <w:t>落地建议：适合"算力极受限、但需要工况自适应"的边缘场景；部署前务必过覆盖率+IMC 对照两条检查。</w:t>
       </w:r>
     </w:p>
     <w:p>
@@ -2682,7 +2728,7 @@
                 <w:i w:val="0"/>
                 <w:sz w:val="18"/>
               </w:rPr>
-              <w:t>未过部署门时的候选规则表（供审计）</w:t>
+              <w:t>未过上线检查时的候选规则表（供审计）</w:t>
             </w:r>
           </w:p>
         </w:tc>
@@ -2698,7 +2744,7 @@
                 <w:i w:val="0"/>
                 <w:sz w:val="18"/>
               </w:rPr>
-              <w:t>第 3 节部署门</w:t>
+              <w:t>第 3 节上线检查</w:t>
             </w:r>
           </w:p>
         </w:tc>
@@ -2870,7 +2916,7 @@
                 <w:color w:val="A31515"/>
                 <w:sz w:val="16"/>
               </w:rPr>
-              <w:t>outputs/case_timeseries.csv</w:t>
+              <w:t>outputs_review_v3/case_timeseries.csv</w:t>
             </w:r>
           </w:p>
         </w:tc>
